--- a/artifacts/teaching-planner-sample.docx
+++ b/artifacts/teaching-planner-sample.docx
@@ -89,7 +89,7 @@
               <w:rPr>
                 <w:sz w:val="17"/>
               </w:rPr>
-              <w:t>Craft Certificate in Automotive Mechanics</w:t>
+              <w:t>Diploma in Transport and Logistics</w:t>
             </w:r>
           </w:p>
         </w:tc>
@@ -187,7 +187,7 @@
               <w:rPr>
                 <w:sz w:val="17"/>
               </w:rPr>
-              <w:t>CCAM-101 — Workshop Practice and Processes</w:t>
+              <w:t>DTLM-101 — Logistics and Transport Fundamentals</w:t>
             </w:r>
           </w:p>
         </w:tc>
@@ -235,7 +235,7 @@
               <w:rPr>
                 <w:sz w:val="17"/>
               </w:rPr>
-              <w:t>Term 1</w:t>
+              <w:t>Semester 1</w:t>
             </w:r>
           </w:p>
         </w:tc>
@@ -562,7 +562,7 @@
               </w:rPr>
               <w:t>W1</w:t>
               <w:br/>
-              <w:t>0000-00-00</w:t>
+              <w:t>2026-01-01</w:t>
               <w:br/>
               <w:t>08:00–10:00</w:t>
             </w:r>
@@ -726,7 +726,7 @@
               </w:rPr>
               <w:t>W2</w:t>
               <w:br/>
-              <w:t>0000-00-00</w:t>
+              <w:t>2026-01-08</w:t>
               <w:br/>
               <w:t>08:00–10:00</w:t>
             </w:r>
@@ -890,7 +890,7 @@
               </w:rPr>
               <w:t>W3</w:t>
               <w:br/>
-              <w:t>0000-00-00</w:t>
+              <w:t>2026-01-15</w:t>
               <w:br/>
               <w:t>08:00–10:00</w:t>
             </w:r>
@@ -1054,7 +1054,7 @@
               </w:rPr>
               <w:t>W4</w:t>
               <w:br/>
-              <w:t>0000-00-00</w:t>
+              <w:t>2026-01-22</w:t>
               <w:br/>
               <w:t>08:00–10:00</w:t>
             </w:r>
@@ -1218,7 +1218,7 @@
               </w:rPr>
               <w:t>W5</w:t>
               <w:br/>
-              <w:t>0000-00-00</w:t>
+              <w:t>2026-01-29</w:t>
               <w:br/>
               <w:t>08:00–10:00</w:t>
             </w:r>
@@ -1382,7 +1382,7 @@
               </w:rPr>
               <w:t>W6</w:t>
               <w:br/>
-              <w:t>0000-00-00</w:t>
+              <w:t>2026-02-05</w:t>
               <w:br/>
               <w:t>08:00–10:00</w:t>
             </w:r>
@@ -1546,7 +1546,7 @@
               </w:rPr>
               <w:t>W7</w:t>
               <w:br/>
-              <w:t>0000-00-00</w:t>
+              <w:t>2026-02-12</w:t>
               <w:br/>
               <w:t>08:00–10:00</w:t>
             </w:r>
@@ -1710,7 +1710,7 @@
               </w:rPr>
               <w:t>W8</w:t>
               <w:br/>
-              <w:t>0000-00-00</w:t>
+              <w:t>2026-02-19</w:t>
               <w:br/>
               <w:t>08:00–10:00</w:t>
             </w:r>
@@ -1874,7 +1874,7 @@
               </w:rPr>
               <w:t>W9</w:t>
               <w:br/>
-              <w:t>0000-00-00</w:t>
+              <w:t>2026-02-26</w:t>
               <w:br/>
               <w:t>08:00–10:00</w:t>
             </w:r>
@@ -2038,7 +2038,7 @@
               </w:rPr>
               <w:t>W10</w:t>
               <w:br/>
-              <w:t>0000-00-00</w:t>
+              <w:t>2026-03-05</w:t>
               <w:br/>
               <w:t>08:00–10:00</w:t>
             </w:r>
@@ -2202,7 +2202,7 @@
               </w:rPr>
               <w:t>W11</w:t>
               <w:br/>
-              <w:t>0000-00-00</w:t>
+              <w:t>2026-03-12</w:t>
               <w:br/>
               <w:t>08:00–10:00</w:t>
             </w:r>
@@ -2366,7 +2366,7 @@
               </w:rPr>
               <w:t>W12</w:t>
               <w:br/>
-              <w:t>0000-00-00</w:t>
+              <w:t>2026-03-19</w:t>
               <w:br/>
               <w:t>08:00–10:00</w:t>
             </w:r>
@@ -2530,7 +2530,7 @@
               </w:rPr>
               <w:t>W13</w:t>
               <w:br/>
-              <w:t>0000-00-00</w:t>
+              <w:t>2026-03-26</w:t>
               <w:br/>
               <w:t>08:00–10:00</w:t>
             </w:r>
@@ -2694,7 +2694,7 @@
               </w:rPr>
               <w:t>W14</w:t>
               <w:br/>
-              <w:t>0000-00-00</w:t>
+              <w:t>2026-04-02</w:t>
               <w:br/>
               <w:t>08:00–10:00</w:t>
             </w:r>
@@ -2858,7 +2858,7 @@
               </w:rPr>
               <w:t>W15</w:t>
               <w:br/>
-              <w:t>0000-00-00</w:t>
+              <w:t>2026-04-09</w:t>
               <w:br/>
               <w:t>08:00–10:00</w:t>
             </w:r>
@@ -3022,7 +3022,7 @@
               </w:rPr>
               <w:t>W16</w:t>
               <w:br/>
-              <w:t>0000-00-00</w:t>
+              <w:t>2026-04-16</w:t>
               <w:br/>
               <w:t>08:00–10:00</w:t>
             </w:r>
@@ -3186,7 +3186,7 @@
               </w:rPr>
               <w:t>W17</w:t>
               <w:br/>
-              <w:t>0000-00-00</w:t>
+              <w:t>2026-04-23</w:t>
               <w:br/>
               <w:t>08:00–10:00</w:t>
             </w:r>
@@ -3350,7 +3350,1319 @@
               </w:rPr>
               <w:t>W18</w:t>
               <w:br/>
-              <w:t>0000-00-00</w:t>
+              <w:t>2026-04-30</w:t>
+              <w:br/>
+              <w:t>08:00–10:00</w:t>
+            </w:r>
+          </w:p>
+        </w:tc>
+        <w:tc>
+          <w:tcPr>
+            <w:tcW w:type="dxa" w:w="2880"/>
+            <w:vAlign w:val="center"/>
+          </w:tcPr>
+          <w:p>
+            <w:pPr>
+              <w:spacing w:after="0" w:line="240" w:lineRule="auto"/>
+            </w:pPr>
+            <w:r>
+              <w:rPr>
+                <w:rFonts w:ascii="Calibri" w:hAnsi="Calibri"/>
+                <w:b w:val="0"/>
+                <w:sz w:val="15"/>
+              </w:rPr>
+              <w:t>Revision / contingency session</w:t>
+              <w:br/>
+              <w:t/>
+            </w:r>
+          </w:p>
+        </w:tc>
+        <w:tc>
+          <w:tcPr>
+            <w:tcW w:type="dxa" w:w="2232"/>
+            <w:vAlign w:val="center"/>
+          </w:tcPr>
+          <w:p>
+            <w:pPr>
+              <w:spacing w:after="0" w:line="240" w:lineRule="auto"/>
+            </w:pPr>
+            <w:r>
+              <w:rPr>
+                <w:rFonts w:ascii="Calibri" w:hAnsi="Calibri"/>
+                <w:b w:val="0"/>
+                <w:sz w:val="15"/>
+              </w:rPr>
+              <w:t/>
+            </w:r>
+          </w:p>
+        </w:tc>
+        <w:tc>
+          <w:tcPr>
+            <w:tcW w:type="dxa" w:w="3096"/>
+            <w:vAlign w:val="center"/>
+          </w:tcPr>
+          <w:p>
+            <w:pPr>
+              <w:spacing w:after="0" w:line="240" w:lineRule="auto"/>
+            </w:pPr>
+            <w:r>
+              <w:rPr>
+                <w:rFonts w:ascii="Calibri" w:hAnsi="Calibri"/>
+                <w:b w:val="0"/>
+                <w:sz w:val="15"/>
+              </w:rPr>
+              <w:t/>
+              <w:br/>
+              <w:t>Lecturer: </w:t>
+              <w:br/>
+              <w:t>Learners: </w:t>
+            </w:r>
+          </w:p>
+        </w:tc>
+        <w:tc>
+          <w:tcPr>
+            <w:tcW w:type="dxa" w:w="1655"/>
+            <w:vAlign w:val="center"/>
+          </w:tcPr>
+          <w:p>
+            <w:pPr>
+              <w:spacing w:after="0" w:line="240" w:lineRule="auto"/>
+            </w:pPr>
+            <w:r>
+              <w:rPr>
+                <w:rFonts w:ascii="Calibri" w:hAnsi="Calibri"/>
+                <w:b w:val="0"/>
+                <w:sz w:val="15"/>
+              </w:rPr>
+              <w:t/>
+            </w:r>
+          </w:p>
+        </w:tc>
+        <w:tc>
+          <w:tcPr>
+            <w:tcW w:type="dxa" w:w="1655"/>
+            <w:vAlign w:val="center"/>
+          </w:tcPr>
+          <w:p>
+            <w:pPr>
+              <w:spacing w:after="0" w:line="240" w:lineRule="auto"/>
+            </w:pPr>
+            <w:r>
+              <w:rPr>
+                <w:rFonts w:ascii="Calibri" w:hAnsi="Calibri"/>
+                <w:b w:val="0"/>
+                <w:sz w:val="15"/>
+              </w:rPr>
+              <w:t/>
+            </w:r>
+          </w:p>
+        </w:tc>
+        <w:tc>
+          <w:tcPr>
+            <w:tcW w:type="dxa" w:w="792"/>
+            <w:vAlign w:val="center"/>
+          </w:tcPr>
+          <w:p>
+            <w:pPr>
+              <w:spacing w:after="0" w:line="240" w:lineRule="auto"/>
+            </w:pPr>
+            <w:r>
+              <w:rPr>
+                <w:rFonts w:ascii="Calibri" w:hAnsi="Calibri"/>
+                <w:b w:val="0"/>
+                <w:sz w:val="15"/>
+              </w:rPr>
+              <w:t>120 minutes</w:t>
+            </w:r>
+          </w:p>
+        </w:tc>
+        <w:tc>
+          <w:tcPr>
+            <w:tcW w:type="dxa" w:w="936"/>
+            <w:vAlign w:val="center"/>
+          </w:tcPr>
+          <w:p>
+            <w:pPr>
+              <w:spacing w:after="0" w:line="240" w:lineRule="auto"/>
+            </w:pPr>
+            <w:r>
+              <w:rPr>
+                <w:rFonts w:ascii="Calibri" w:hAnsi="Calibri"/>
+                <w:b w:val="0"/>
+                <w:sz w:val="15"/>
+              </w:rPr>
+              <w:t/>
+            </w:r>
+          </w:p>
+        </w:tc>
+      </w:tr>
+      <w:tr>
+        <w:tc>
+          <w:tcPr>
+            <w:tcW w:type="dxa" w:w="1152"/>
+            <w:vAlign w:val="center"/>
+          </w:tcPr>
+          <w:p>
+            <w:pPr>
+              <w:spacing w:after="0" w:line="240" w:lineRule="auto"/>
+            </w:pPr>
+            <w:r>
+              <w:rPr>
+                <w:rFonts w:ascii="Calibri" w:hAnsi="Calibri"/>
+                <w:b w:val="0"/>
+                <w:sz w:val="15"/>
+              </w:rPr>
+              <w:t>W19</w:t>
+              <w:br/>
+              <w:t>2026-05-07</w:t>
+              <w:br/>
+              <w:t>08:00–10:00</w:t>
+            </w:r>
+          </w:p>
+        </w:tc>
+        <w:tc>
+          <w:tcPr>
+            <w:tcW w:type="dxa" w:w="2880"/>
+            <w:vAlign w:val="center"/>
+          </w:tcPr>
+          <w:p>
+            <w:pPr>
+              <w:spacing w:after="0" w:line="240" w:lineRule="auto"/>
+            </w:pPr>
+            <w:r>
+              <w:rPr>
+                <w:rFonts w:ascii="Calibri" w:hAnsi="Calibri"/>
+                <w:b w:val="0"/>
+                <w:sz w:val="15"/>
+              </w:rPr>
+              <w:t>Revision / contingency session</w:t>
+              <w:br/>
+              <w:t/>
+            </w:r>
+          </w:p>
+        </w:tc>
+        <w:tc>
+          <w:tcPr>
+            <w:tcW w:type="dxa" w:w="2232"/>
+            <w:vAlign w:val="center"/>
+          </w:tcPr>
+          <w:p>
+            <w:pPr>
+              <w:spacing w:after="0" w:line="240" w:lineRule="auto"/>
+            </w:pPr>
+            <w:r>
+              <w:rPr>
+                <w:rFonts w:ascii="Calibri" w:hAnsi="Calibri"/>
+                <w:b w:val="0"/>
+                <w:sz w:val="15"/>
+              </w:rPr>
+              <w:t/>
+            </w:r>
+          </w:p>
+        </w:tc>
+        <w:tc>
+          <w:tcPr>
+            <w:tcW w:type="dxa" w:w="3096"/>
+            <w:vAlign w:val="center"/>
+          </w:tcPr>
+          <w:p>
+            <w:pPr>
+              <w:spacing w:after="0" w:line="240" w:lineRule="auto"/>
+            </w:pPr>
+            <w:r>
+              <w:rPr>
+                <w:rFonts w:ascii="Calibri" w:hAnsi="Calibri"/>
+                <w:b w:val="0"/>
+                <w:sz w:val="15"/>
+              </w:rPr>
+              <w:t/>
+              <w:br/>
+              <w:t>Lecturer: </w:t>
+              <w:br/>
+              <w:t>Learners: </w:t>
+            </w:r>
+          </w:p>
+        </w:tc>
+        <w:tc>
+          <w:tcPr>
+            <w:tcW w:type="dxa" w:w="1655"/>
+            <w:vAlign w:val="center"/>
+          </w:tcPr>
+          <w:p>
+            <w:pPr>
+              <w:spacing w:after="0" w:line="240" w:lineRule="auto"/>
+            </w:pPr>
+            <w:r>
+              <w:rPr>
+                <w:rFonts w:ascii="Calibri" w:hAnsi="Calibri"/>
+                <w:b w:val="0"/>
+                <w:sz w:val="15"/>
+              </w:rPr>
+              <w:t/>
+            </w:r>
+          </w:p>
+        </w:tc>
+        <w:tc>
+          <w:tcPr>
+            <w:tcW w:type="dxa" w:w="1655"/>
+            <w:vAlign w:val="center"/>
+          </w:tcPr>
+          <w:p>
+            <w:pPr>
+              <w:spacing w:after="0" w:line="240" w:lineRule="auto"/>
+            </w:pPr>
+            <w:r>
+              <w:rPr>
+                <w:rFonts w:ascii="Calibri" w:hAnsi="Calibri"/>
+                <w:b w:val="0"/>
+                <w:sz w:val="15"/>
+              </w:rPr>
+              <w:t/>
+            </w:r>
+          </w:p>
+        </w:tc>
+        <w:tc>
+          <w:tcPr>
+            <w:tcW w:type="dxa" w:w="792"/>
+            <w:vAlign w:val="center"/>
+          </w:tcPr>
+          <w:p>
+            <w:pPr>
+              <w:spacing w:after="0" w:line="240" w:lineRule="auto"/>
+            </w:pPr>
+            <w:r>
+              <w:rPr>
+                <w:rFonts w:ascii="Calibri" w:hAnsi="Calibri"/>
+                <w:b w:val="0"/>
+                <w:sz w:val="15"/>
+              </w:rPr>
+              <w:t>120 minutes</w:t>
+            </w:r>
+          </w:p>
+        </w:tc>
+        <w:tc>
+          <w:tcPr>
+            <w:tcW w:type="dxa" w:w="936"/>
+            <w:vAlign w:val="center"/>
+          </w:tcPr>
+          <w:p>
+            <w:pPr>
+              <w:spacing w:after="0" w:line="240" w:lineRule="auto"/>
+            </w:pPr>
+            <w:r>
+              <w:rPr>
+                <w:rFonts w:ascii="Calibri" w:hAnsi="Calibri"/>
+                <w:b w:val="0"/>
+                <w:sz w:val="15"/>
+              </w:rPr>
+              <w:t/>
+            </w:r>
+          </w:p>
+        </w:tc>
+      </w:tr>
+      <w:tr>
+        <w:tc>
+          <w:tcPr>
+            <w:tcW w:type="dxa" w:w="1152"/>
+            <w:vAlign w:val="center"/>
+          </w:tcPr>
+          <w:p>
+            <w:pPr>
+              <w:spacing w:after="0" w:line="240" w:lineRule="auto"/>
+            </w:pPr>
+            <w:r>
+              <w:rPr>
+                <w:rFonts w:ascii="Calibri" w:hAnsi="Calibri"/>
+                <w:b w:val="0"/>
+                <w:sz w:val="15"/>
+              </w:rPr>
+              <w:t>W20</w:t>
+              <w:br/>
+              <w:t>2026-05-14</w:t>
+              <w:br/>
+              <w:t>08:00–10:00</w:t>
+            </w:r>
+          </w:p>
+        </w:tc>
+        <w:tc>
+          <w:tcPr>
+            <w:tcW w:type="dxa" w:w="2880"/>
+            <w:vAlign w:val="center"/>
+          </w:tcPr>
+          <w:p>
+            <w:pPr>
+              <w:spacing w:after="0" w:line="240" w:lineRule="auto"/>
+            </w:pPr>
+            <w:r>
+              <w:rPr>
+                <w:rFonts w:ascii="Calibri" w:hAnsi="Calibri"/>
+                <w:b w:val="0"/>
+                <w:sz w:val="15"/>
+              </w:rPr>
+              <w:t>Revision / contingency session</w:t>
+              <w:br/>
+              <w:t/>
+            </w:r>
+          </w:p>
+        </w:tc>
+        <w:tc>
+          <w:tcPr>
+            <w:tcW w:type="dxa" w:w="2232"/>
+            <w:vAlign w:val="center"/>
+          </w:tcPr>
+          <w:p>
+            <w:pPr>
+              <w:spacing w:after="0" w:line="240" w:lineRule="auto"/>
+            </w:pPr>
+            <w:r>
+              <w:rPr>
+                <w:rFonts w:ascii="Calibri" w:hAnsi="Calibri"/>
+                <w:b w:val="0"/>
+                <w:sz w:val="15"/>
+              </w:rPr>
+              <w:t/>
+            </w:r>
+          </w:p>
+        </w:tc>
+        <w:tc>
+          <w:tcPr>
+            <w:tcW w:type="dxa" w:w="3096"/>
+            <w:vAlign w:val="center"/>
+          </w:tcPr>
+          <w:p>
+            <w:pPr>
+              <w:spacing w:after="0" w:line="240" w:lineRule="auto"/>
+            </w:pPr>
+            <w:r>
+              <w:rPr>
+                <w:rFonts w:ascii="Calibri" w:hAnsi="Calibri"/>
+                <w:b w:val="0"/>
+                <w:sz w:val="15"/>
+              </w:rPr>
+              <w:t/>
+              <w:br/>
+              <w:t>Lecturer: </w:t>
+              <w:br/>
+              <w:t>Learners: </w:t>
+            </w:r>
+          </w:p>
+        </w:tc>
+        <w:tc>
+          <w:tcPr>
+            <w:tcW w:type="dxa" w:w="1655"/>
+            <w:vAlign w:val="center"/>
+          </w:tcPr>
+          <w:p>
+            <w:pPr>
+              <w:spacing w:after="0" w:line="240" w:lineRule="auto"/>
+            </w:pPr>
+            <w:r>
+              <w:rPr>
+                <w:rFonts w:ascii="Calibri" w:hAnsi="Calibri"/>
+                <w:b w:val="0"/>
+                <w:sz w:val="15"/>
+              </w:rPr>
+              <w:t/>
+            </w:r>
+          </w:p>
+        </w:tc>
+        <w:tc>
+          <w:tcPr>
+            <w:tcW w:type="dxa" w:w="1655"/>
+            <w:vAlign w:val="center"/>
+          </w:tcPr>
+          <w:p>
+            <w:pPr>
+              <w:spacing w:after="0" w:line="240" w:lineRule="auto"/>
+            </w:pPr>
+            <w:r>
+              <w:rPr>
+                <w:rFonts w:ascii="Calibri" w:hAnsi="Calibri"/>
+                <w:b w:val="0"/>
+                <w:sz w:val="15"/>
+              </w:rPr>
+              <w:t/>
+            </w:r>
+          </w:p>
+        </w:tc>
+        <w:tc>
+          <w:tcPr>
+            <w:tcW w:type="dxa" w:w="792"/>
+            <w:vAlign w:val="center"/>
+          </w:tcPr>
+          <w:p>
+            <w:pPr>
+              <w:spacing w:after="0" w:line="240" w:lineRule="auto"/>
+            </w:pPr>
+            <w:r>
+              <w:rPr>
+                <w:rFonts w:ascii="Calibri" w:hAnsi="Calibri"/>
+                <w:b w:val="0"/>
+                <w:sz w:val="15"/>
+              </w:rPr>
+              <w:t>120 minutes</w:t>
+            </w:r>
+          </w:p>
+        </w:tc>
+        <w:tc>
+          <w:tcPr>
+            <w:tcW w:type="dxa" w:w="936"/>
+            <w:vAlign w:val="center"/>
+          </w:tcPr>
+          <w:p>
+            <w:pPr>
+              <w:spacing w:after="0" w:line="240" w:lineRule="auto"/>
+            </w:pPr>
+            <w:r>
+              <w:rPr>
+                <w:rFonts w:ascii="Calibri" w:hAnsi="Calibri"/>
+                <w:b w:val="0"/>
+                <w:sz w:val="15"/>
+              </w:rPr>
+              <w:t/>
+            </w:r>
+          </w:p>
+        </w:tc>
+      </w:tr>
+      <w:tr>
+        <w:tc>
+          <w:tcPr>
+            <w:tcW w:type="dxa" w:w="1152"/>
+            <w:vAlign w:val="center"/>
+          </w:tcPr>
+          <w:p>
+            <w:pPr>
+              <w:spacing w:after="0" w:line="240" w:lineRule="auto"/>
+            </w:pPr>
+            <w:r>
+              <w:rPr>
+                <w:rFonts w:ascii="Calibri" w:hAnsi="Calibri"/>
+                <w:b w:val="0"/>
+                <w:sz w:val="15"/>
+              </w:rPr>
+              <w:t>W21</w:t>
+              <w:br/>
+              <w:t>2026-05-21</w:t>
+              <w:br/>
+              <w:t>08:00–10:00</w:t>
+            </w:r>
+          </w:p>
+        </w:tc>
+        <w:tc>
+          <w:tcPr>
+            <w:tcW w:type="dxa" w:w="2880"/>
+            <w:vAlign w:val="center"/>
+          </w:tcPr>
+          <w:p>
+            <w:pPr>
+              <w:spacing w:after="0" w:line="240" w:lineRule="auto"/>
+            </w:pPr>
+            <w:r>
+              <w:rPr>
+                <w:rFonts w:ascii="Calibri" w:hAnsi="Calibri"/>
+                <w:b w:val="0"/>
+                <w:sz w:val="15"/>
+              </w:rPr>
+              <w:t>Revision / contingency session</w:t>
+              <w:br/>
+              <w:t/>
+            </w:r>
+          </w:p>
+        </w:tc>
+        <w:tc>
+          <w:tcPr>
+            <w:tcW w:type="dxa" w:w="2232"/>
+            <w:vAlign w:val="center"/>
+          </w:tcPr>
+          <w:p>
+            <w:pPr>
+              <w:spacing w:after="0" w:line="240" w:lineRule="auto"/>
+            </w:pPr>
+            <w:r>
+              <w:rPr>
+                <w:rFonts w:ascii="Calibri" w:hAnsi="Calibri"/>
+                <w:b w:val="0"/>
+                <w:sz w:val="15"/>
+              </w:rPr>
+              <w:t/>
+            </w:r>
+          </w:p>
+        </w:tc>
+        <w:tc>
+          <w:tcPr>
+            <w:tcW w:type="dxa" w:w="3096"/>
+            <w:vAlign w:val="center"/>
+          </w:tcPr>
+          <w:p>
+            <w:pPr>
+              <w:spacing w:after="0" w:line="240" w:lineRule="auto"/>
+            </w:pPr>
+            <w:r>
+              <w:rPr>
+                <w:rFonts w:ascii="Calibri" w:hAnsi="Calibri"/>
+                <w:b w:val="0"/>
+                <w:sz w:val="15"/>
+              </w:rPr>
+              <w:t/>
+              <w:br/>
+              <w:t>Lecturer: </w:t>
+              <w:br/>
+              <w:t>Learners: </w:t>
+            </w:r>
+          </w:p>
+        </w:tc>
+        <w:tc>
+          <w:tcPr>
+            <w:tcW w:type="dxa" w:w="1655"/>
+            <w:vAlign w:val="center"/>
+          </w:tcPr>
+          <w:p>
+            <w:pPr>
+              <w:spacing w:after="0" w:line="240" w:lineRule="auto"/>
+            </w:pPr>
+            <w:r>
+              <w:rPr>
+                <w:rFonts w:ascii="Calibri" w:hAnsi="Calibri"/>
+                <w:b w:val="0"/>
+                <w:sz w:val="15"/>
+              </w:rPr>
+              <w:t/>
+            </w:r>
+          </w:p>
+        </w:tc>
+        <w:tc>
+          <w:tcPr>
+            <w:tcW w:type="dxa" w:w="1655"/>
+            <w:vAlign w:val="center"/>
+          </w:tcPr>
+          <w:p>
+            <w:pPr>
+              <w:spacing w:after="0" w:line="240" w:lineRule="auto"/>
+            </w:pPr>
+            <w:r>
+              <w:rPr>
+                <w:rFonts w:ascii="Calibri" w:hAnsi="Calibri"/>
+                <w:b w:val="0"/>
+                <w:sz w:val="15"/>
+              </w:rPr>
+              <w:t/>
+            </w:r>
+          </w:p>
+        </w:tc>
+        <w:tc>
+          <w:tcPr>
+            <w:tcW w:type="dxa" w:w="792"/>
+            <w:vAlign w:val="center"/>
+          </w:tcPr>
+          <w:p>
+            <w:pPr>
+              <w:spacing w:after="0" w:line="240" w:lineRule="auto"/>
+            </w:pPr>
+            <w:r>
+              <w:rPr>
+                <w:rFonts w:ascii="Calibri" w:hAnsi="Calibri"/>
+                <w:b w:val="0"/>
+                <w:sz w:val="15"/>
+              </w:rPr>
+              <w:t>120 minutes</w:t>
+            </w:r>
+          </w:p>
+        </w:tc>
+        <w:tc>
+          <w:tcPr>
+            <w:tcW w:type="dxa" w:w="936"/>
+            <w:vAlign w:val="center"/>
+          </w:tcPr>
+          <w:p>
+            <w:pPr>
+              <w:spacing w:after="0" w:line="240" w:lineRule="auto"/>
+            </w:pPr>
+            <w:r>
+              <w:rPr>
+                <w:rFonts w:ascii="Calibri" w:hAnsi="Calibri"/>
+                <w:b w:val="0"/>
+                <w:sz w:val="15"/>
+              </w:rPr>
+              <w:t/>
+            </w:r>
+          </w:p>
+        </w:tc>
+      </w:tr>
+      <w:tr>
+        <w:tc>
+          <w:tcPr>
+            <w:tcW w:type="dxa" w:w="1152"/>
+            <w:vAlign w:val="center"/>
+          </w:tcPr>
+          <w:p>
+            <w:pPr>
+              <w:spacing w:after="0" w:line="240" w:lineRule="auto"/>
+            </w:pPr>
+            <w:r>
+              <w:rPr>
+                <w:rFonts w:ascii="Calibri" w:hAnsi="Calibri"/>
+                <w:b w:val="0"/>
+                <w:sz w:val="15"/>
+              </w:rPr>
+              <w:t>W22</w:t>
+              <w:br/>
+              <w:t>2026-05-28</w:t>
+              <w:br/>
+              <w:t>08:00–10:00</w:t>
+            </w:r>
+          </w:p>
+        </w:tc>
+        <w:tc>
+          <w:tcPr>
+            <w:tcW w:type="dxa" w:w="2880"/>
+            <w:vAlign w:val="center"/>
+          </w:tcPr>
+          <w:p>
+            <w:pPr>
+              <w:spacing w:after="0" w:line="240" w:lineRule="auto"/>
+            </w:pPr>
+            <w:r>
+              <w:rPr>
+                <w:rFonts w:ascii="Calibri" w:hAnsi="Calibri"/>
+                <w:b w:val="0"/>
+                <w:sz w:val="15"/>
+              </w:rPr>
+              <w:t>Revision / contingency session</w:t>
+              <w:br/>
+              <w:t/>
+            </w:r>
+          </w:p>
+        </w:tc>
+        <w:tc>
+          <w:tcPr>
+            <w:tcW w:type="dxa" w:w="2232"/>
+            <w:vAlign w:val="center"/>
+          </w:tcPr>
+          <w:p>
+            <w:pPr>
+              <w:spacing w:after="0" w:line="240" w:lineRule="auto"/>
+            </w:pPr>
+            <w:r>
+              <w:rPr>
+                <w:rFonts w:ascii="Calibri" w:hAnsi="Calibri"/>
+                <w:b w:val="0"/>
+                <w:sz w:val="15"/>
+              </w:rPr>
+              <w:t/>
+            </w:r>
+          </w:p>
+        </w:tc>
+        <w:tc>
+          <w:tcPr>
+            <w:tcW w:type="dxa" w:w="3096"/>
+            <w:vAlign w:val="center"/>
+          </w:tcPr>
+          <w:p>
+            <w:pPr>
+              <w:spacing w:after="0" w:line="240" w:lineRule="auto"/>
+            </w:pPr>
+            <w:r>
+              <w:rPr>
+                <w:rFonts w:ascii="Calibri" w:hAnsi="Calibri"/>
+                <w:b w:val="0"/>
+                <w:sz w:val="15"/>
+              </w:rPr>
+              <w:t/>
+              <w:br/>
+              <w:t>Lecturer: </w:t>
+              <w:br/>
+              <w:t>Learners: </w:t>
+            </w:r>
+          </w:p>
+        </w:tc>
+        <w:tc>
+          <w:tcPr>
+            <w:tcW w:type="dxa" w:w="1655"/>
+            <w:vAlign w:val="center"/>
+          </w:tcPr>
+          <w:p>
+            <w:pPr>
+              <w:spacing w:after="0" w:line="240" w:lineRule="auto"/>
+            </w:pPr>
+            <w:r>
+              <w:rPr>
+                <w:rFonts w:ascii="Calibri" w:hAnsi="Calibri"/>
+                <w:b w:val="0"/>
+                <w:sz w:val="15"/>
+              </w:rPr>
+              <w:t/>
+            </w:r>
+          </w:p>
+        </w:tc>
+        <w:tc>
+          <w:tcPr>
+            <w:tcW w:type="dxa" w:w="1655"/>
+            <w:vAlign w:val="center"/>
+          </w:tcPr>
+          <w:p>
+            <w:pPr>
+              <w:spacing w:after="0" w:line="240" w:lineRule="auto"/>
+            </w:pPr>
+            <w:r>
+              <w:rPr>
+                <w:rFonts w:ascii="Calibri" w:hAnsi="Calibri"/>
+                <w:b w:val="0"/>
+                <w:sz w:val="15"/>
+              </w:rPr>
+              <w:t/>
+            </w:r>
+          </w:p>
+        </w:tc>
+        <w:tc>
+          <w:tcPr>
+            <w:tcW w:type="dxa" w:w="792"/>
+            <w:vAlign w:val="center"/>
+          </w:tcPr>
+          <w:p>
+            <w:pPr>
+              <w:spacing w:after="0" w:line="240" w:lineRule="auto"/>
+            </w:pPr>
+            <w:r>
+              <w:rPr>
+                <w:rFonts w:ascii="Calibri" w:hAnsi="Calibri"/>
+                <w:b w:val="0"/>
+                <w:sz w:val="15"/>
+              </w:rPr>
+              <w:t>120 minutes</w:t>
+            </w:r>
+          </w:p>
+        </w:tc>
+        <w:tc>
+          <w:tcPr>
+            <w:tcW w:type="dxa" w:w="936"/>
+            <w:vAlign w:val="center"/>
+          </w:tcPr>
+          <w:p>
+            <w:pPr>
+              <w:spacing w:after="0" w:line="240" w:lineRule="auto"/>
+            </w:pPr>
+            <w:r>
+              <w:rPr>
+                <w:rFonts w:ascii="Calibri" w:hAnsi="Calibri"/>
+                <w:b w:val="0"/>
+                <w:sz w:val="15"/>
+              </w:rPr>
+              <w:t/>
+            </w:r>
+          </w:p>
+        </w:tc>
+      </w:tr>
+      <w:tr>
+        <w:tc>
+          <w:tcPr>
+            <w:tcW w:type="dxa" w:w="1152"/>
+            <w:vAlign w:val="center"/>
+          </w:tcPr>
+          <w:p>
+            <w:pPr>
+              <w:spacing w:after="0" w:line="240" w:lineRule="auto"/>
+            </w:pPr>
+            <w:r>
+              <w:rPr>
+                <w:rFonts w:ascii="Calibri" w:hAnsi="Calibri"/>
+                <w:b w:val="0"/>
+                <w:sz w:val="15"/>
+              </w:rPr>
+              <w:t>W23</w:t>
+              <w:br/>
+              <w:t>2026-06-04</w:t>
+              <w:br/>
+              <w:t>08:00–10:00</w:t>
+            </w:r>
+          </w:p>
+        </w:tc>
+        <w:tc>
+          <w:tcPr>
+            <w:tcW w:type="dxa" w:w="2880"/>
+            <w:vAlign w:val="center"/>
+          </w:tcPr>
+          <w:p>
+            <w:pPr>
+              <w:spacing w:after="0" w:line="240" w:lineRule="auto"/>
+            </w:pPr>
+            <w:r>
+              <w:rPr>
+                <w:rFonts w:ascii="Calibri" w:hAnsi="Calibri"/>
+                <w:b w:val="0"/>
+                <w:sz w:val="15"/>
+              </w:rPr>
+              <w:t>Revision / contingency session</w:t>
+              <w:br/>
+              <w:t/>
+            </w:r>
+          </w:p>
+        </w:tc>
+        <w:tc>
+          <w:tcPr>
+            <w:tcW w:type="dxa" w:w="2232"/>
+            <w:vAlign w:val="center"/>
+          </w:tcPr>
+          <w:p>
+            <w:pPr>
+              <w:spacing w:after="0" w:line="240" w:lineRule="auto"/>
+            </w:pPr>
+            <w:r>
+              <w:rPr>
+                <w:rFonts w:ascii="Calibri" w:hAnsi="Calibri"/>
+                <w:b w:val="0"/>
+                <w:sz w:val="15"/>
+              </w:rPr>
+              <w:t/>
+            </w:r>
+          </w:p>
+        </w:tc>
+        <w:tc>
+          <w:tcPr>
+            <w:tcW w:type="dxa" w:w="3096"/>
+            <w:vAlign w:val="center"/>
+          </w:tcPr>
+          <w:p>
+            <w:pPr>
+              <w:spacing w:after="0" w:line="240" w:lineRule="auto"/>
+            </w:pPr>
+            <w:r>
+              <w:rPr>
+                <w:rFonts w:ascii="Calibri" w:hAnsi="Calibri"/>
+                <w:b w:val="0"/>
+                <w:sz w:val="15"/>
+              </w:rPr>
+              <w:t/>
+              <w:br/>
+              <w:t>Lecturer: </w:t>
+              <w:br/>
+              <w:t>Learners: </w:t>
+            </w:r>
+          </w:p>
+        </w:tc>
+        <w:tc>
+          <w:tcPr>
+            <w:tcW w:type="dxa" w:w="1655"/>
+            <w:vAlign w:val="center"/>
+          </w:tcPr>
+          <w:p>
+            <w:pPr>
+              <w:spacing w:after="0" w:line="240" w:lineRule="auto"/>
+            </w:pPr>
+            <w:r>
+              <w:rPr>
+                <w:rFonts w:ascii="Calibri" w:hAnsi="Calibri"/>
+                <w:b w:val="0"/>
+                <w:sz w:val="15"/>
+              </w:rPr>
+              <w:t/>
+            </w:r>
+          </w:p>
+        </w:tc>
+        <w:tc>
+          <w:tcPr>
+            <w:tcW w:type="dxa" w:w="1655"/>
+            <w:vAlign w:val="center"/>
+          </w:tcPr>
+          <w:p>
+            <w:pPr>
+              <w:spacing w:after="0" w:line="240" w:lineRule="auto"/>
+            </w:pPr>
+            <w:r>
+              <w:rPr>
+                <w:rFonts w:ascii="Calibri" w:hAnsi="Calibri"/>
+                <w:b w:val="0"/>
+                <w:sz w:val="15"/>
+              </w:rPr>
+              <w:t/>
+            </w:r>
+          </w:p>
+        </w:tc>
+        <w:tc>
+          <w:tcPr>
+            <w:tcW w:type="dxa" w:w="792"/>
+            <w:vAlign w:val="center"/>
+          </w:tcPr>
+          <w:p>
+            <w:pPr>
+              <w:spacing w:after="0" w:line="240" w:lineRule="auto"/>
+            </w:pPr>
+            <w:r>
+              <w:rPr>
+                <w:rFonts w:ascii="Calibri" w:hAnsi="Calibri"/>
+                <w:b w:val="0"/>
+                <w:sz w:val="15"/>
+              </w:rPr>
+              <w:t>120 minutes</w:t>
+            </w:r>
+          </w:p>
+        </w:tc>
+        <w:tc>
+          <w:tcPr>
+            <w:tcW w:type="dxa" w:w="936"/>
+            <w:vAlign w:val="center"/>
+          </w:tcPr>
+          <w:p>
+            <w:pPr>
+              <w:spacing w:after="0" w:line="240" w:lineRule="auto"/>
+            </w:pPr>
+            <w:r>
+              <w:rPr>
+                <w:rFonts w:ascii="Calibri" w:hAnsi="Calibri"/>
+                <w:b w:val="0"/>
+                <w:sz w:val="15"/>
+              </w:rPr>
+              <w:t/>
+            </w:r>
+          </w:p>
+        </w:tc>
+      </w:tr>
+      <w:tr>
+        <w:tc>
+          <w:tcPr>
+            <w:tcW w:type="dxa" w:w="1152"/>
+            <w:vAlign w:val="center"/>
+          </w:tcPr>
+          <w:p>
+            <w:pPr>
+              <w:spacing w:after="0" w:line="240" w:lineRule="auto"/>
+            </w:pPr>
+            <w:r>
+              <w:rPr>
+                <w:rFonts w:ascii="Calibri" w:hAnsi="Calibri"/>
+                <w:b w:val="0"/>
+                <w:sz w:val="15"/>
+              </w:rPr>
+              <w:t>W24</w:t>
+              <w:br/>
+              <w:t>2026-06-11</w:t>
+              <w:br/>
+              <w:t>08:00–10:00</w:t>
+            </w:r>
+          </w:p>
+        </w:tc>
+        <w:tc>
+          <w:tcPr>
+            <w:tcW w:type="dxa" w:w="2880"/>
+            <w:vAlign w:val="center"/>
+          </w:tcPr>
+          <w:p>
+            <w:pPr>
+              <w:spacing w:after="0" w:line="240" w:lineRule="auto"/>
+            </w:pPr>
+            <w:r>
+              <w:rPr>
+                <w:rFonts w:ascii="Calibri" w:hAnsi="Calibri"/>
+                <w:b w:val="0"/>
+                <w:sz w:val="15"/>
+              </w:rPr>
+              <w:t>Revision / contingency session</w:t>
+              <w:br/>
+              <w:t/>
+            </w:r>
+          </w:p>
+        </w:tc>
+        <w:tc>
+          <w:tcPr>
+            <w:tcW w:type="dxa" w:w="2232"/>
+            <w:vAlign w:val="center"/>
+          </w:tcPr>
+          <w:p>
+            <w:pPr>
+              <w:spacing w:after="0" w:line="240" w:lineRule="auto"/>
+            </w:pPr>
+            <w:r>
+              <w:rPr>
+                <w:rFonts w:ascii="Calibri" w:hAnsi="Calibri"/>
+                <w:b w:val="0"/>
+                <w:sz w:val="15"/>
+              </w:rPr>
+              <w:t/>
+            </w:r>
+          </w:p>
+        </w:tc>
+        <w:tc>
+          <w:tcPr>
+            <w:tcW w:type="dxa" w:w="3096"/>
+            <w:vAlign w:val="center"/>
+          </w:tcPr>
+          <w:p>
+            <w:pPr>
+              <w:spacing w:after="0" w:line="240" w:lineRule="auto"/>
+            </w:pPr>
+            <w:r>
+              <w:rPr>
+                <w:rFonts w:ascii="Calibri" w:hAnsi="Calibri"/>
+                <w:b w:val="0"/>
+                <w:sz w:val="15"/>
+              </w:rPr>
+              <w:t/>
+              <w:br/>
+              <w:t>Lecturer: </w:t>
+              <w:br/>
+              <w:t>Learners: </w:t>
+            </w:r>
+          </w:p>
+        </w:tc>
+        <w:tc>
+          <w:tcPr>
+            <w:tcW w:type="dxa" w:w="1655"/>
+            <w:vAlign w:val="center"/>
+          </w:tcPr>
+          <w:p>
+            <w:pPr>
+              <w:spacing w:after="0" w:line="240" w:lineRule="auto"/>
+            </w:pPr>
+            <w:r>
+              <w:rPr>
+                <w:rFonts w:ascii="Calibri" w:hAnsi="Calibri"/>
+                <w:b w:val="0"/>
+                <w:sz w:val="15"/>
+              </w:rPr>
+              <w:t/>
+            </w:r>
+          </w:p>
+        </w:tc>
+        <w:tc>
+          <w:tcPr>
+            <w:tcW w:type="dxa" w:w="1655"/>
+            <w:vAlign w:val="center"/>
+          </w:tcPr>
+          <w:p>
+            <w:pPr>
+              <w:spacing w:after="0" w:line="240" w:lineRule="auto"/>
+            </w:pPr>
+            <w:r>
+              <w:rPr>
+                <w:rFonts w:ascii="Calibri" w:hAnsi="Calibri"/>
+                <w:b w:val="0"/>
+                <w:sz w:val="15"/>
+              </w:rPr>
+              <w:t/>
+            </w:r>
+          </w:p>
+        </w:tc>
+        <w:tc>
+          <w:tcPr>
+            <w:tcW w:type="dxa" w:w="792"/>
+            <w:vAlign w:val="center"/>
+          </w:tcPr>
+          <w:p>
+            <w:pPr>
+              <w:spacing w:after="0" w:line="240" w:lineRule="auto"/>
+            </w:pPr>
+            <w:r>
+              <w:rPr>
+                <w:rFonts w:ascii="Calibri" w:hAnsi="Calibri"/>
+                <w:b w:val="0"/>
+                <w:sz w:val="15"/>
+              </w:rPr>
+              <w:t>120 minutes</w:t>
+            </w:r>
+          </w:p>
+        </w:tc>
+        <w:tc>
+          <w:tcPr>
+            <w:tcW w:type="dxa" w:w="936"/>
+            <w:vAlign w:val="center"/>
+          </w:tcPr>
+          <w:p>
+            <w:pPr>
+              <w:spacing w:after="0" w:line="240" w:lineRule="auto"/>
+            </w:pPr>
+            <w:r>
+              <w:rPr>
+                <w:rFonts w:ascii="Calibri" w:hAnsi="Calibri"/>
+                <w:b w:val="0"/>
+                <w:sz w:val="15"/>
+              </w:rPr>
+              <w:t/>
+            </w:r>
+          </w:p>
+        </w:tc>
+      </w:tr>
+      <w:tr>
+        <w:tc>
+          <w:tcPr>
+            <w:tcW w:type="dxa" w:w="1152"/>
+            <w:vAlign w:val="center"/>
+          </w:tcPr>
+          <w:p>
+            <w:pPr>
+              <w:spacing w:after="0" w:line="240" w:lineRule="auto"/>
+            </w:pPr>
+            <w:r>
+              <w:rPr>
+                <w:rFonts w:ascii="Calibri" w:hAnsi="Calibri"/>
+                <w:b w:val="0"/>
+                <w:sz w:val="15"/>
+              </w:rPr>
+              <w:t>W25</w:t>
+              <w:br/>
+              <w:t>2026-06-18</w:t>
+              <w:br/>
+              <w:t>08:00–10:00</w:t>
+            </w:r>
+          </w:p>
+        </w:tc>
+        <w:tc>
+          <w:tcPr>
+            <w:tcW w:type="dxa" w:w="2880"/>
+            <w:vAlign w:val="center"/>
+          </w:tcPr>
+          <w:p>
+            <w:pPr>
+              <w:spacing w:after="0" w:line="240" w:lineRule="auto"/>
+            </w:pPr>
+            <w:r>
+              <w:rPr>
+                <w:rFonts w:ascii="Calibri" w:hAnsi="Calibri"/>
+                <w:b w:val="0"/>
+                <w:sz w:val="15"/>
+              </w:rPr>
+              <w:t>Revision / contingency session</w:t>
+              <w:br/>
+              <w:t/>
+            </w:r>
+          </w:p>
+        </w:tc>
+        <w:tc>
+          <w:tcPr>
+            <w:tcW w:type="dxa" w:w="2232"/>
+            <w:vAlign w:val="center"/>
+          </w:tcPr>
+          <w:p>
+            <w:pPr>
+              <w:spacing w:after="0" w:line="240" w:lineRule="auto"/>
+            </w:pPr>
+            <w:r>
+              <w:rPr>
+                <w:rFonts w:ascii="Calibri" w:hAnsi="Calibri"/>
+                <w:b w:val="0"/>
+                <w:sz w:val="15"/>
+              </w:rPr>
+              <w:t/>
+            </w:r>
+          </w:p>
+        </w:tc>
+        <w:tc>
+          <w:tcPr>
+            <w:tcW w:type="dxa" w:w="3096"/>
+            <w:vAlign w:val="center"/>
+          </w:tcPr>
+          <w:p>
+            <w:pPr>
+              <w:spacing w:after="0" w:line="240" w:lineRule="auto"/>
+            </w:pPr>
+            <w:r>
+              <w:rPr>
+                <w:rFonts w:ascii="Calibri" w:hAnsi="Calibri"/>
+                <w:b w:val="0"/>
+                <w:sz w:val="15"/>
+              </w:rPr>
+              <w:t/>
+              <w:br/>
+              <w:t>Lecturer: </w:t>
+              <w:br/>
+              <w:t>Learners: </w:t>
+            </w:r>
+          </w:p>
+        </w:tc>
+        <w:tc>
+          <w:tcPr>
+            <w:tcW w:type="dxa" w:w="1655"/>
+            <w:vAlign w:val="center"/>
+          </w:tcPr>
+          <w:p>
+            <w:pPr>
+              <w:spacing w:after="0" w:line="240" w:lineRule="auto"/>
+            </w:pPr>
+            <w:r>
+              <w:rPr>
+                <w:rFonts w:ascii="Calibri" w:hAnsi="Calibri"/>
+                <w:b w:val="0"/>
+                <w:sz w:val="15"/>
+              </w:rPr>
+              <w:t/>
+            </w:r>
+          </w:p>
+        </w:tc>
+        <w:tc>
+          <w:tcPr>
+            <w:tcW w:type="dxa" w:w="1655"/>
+            <w:vAlign w:val="center"/>
+          </w:tcPr>
+          <w:p>
+            <w:pPr>
+              <w:spacing w:after="0" w:line="240" w:lineRule="auto"/>
+            </w:pPr>
+            <w:r>
+              <w:rPr>
+                <w:rFonts w:ascii="Calibri" w:hAnsi="Calibri"/>
+                <w:b w:val="0"/>
+                <w:sz w:val="15"/>
+              </w:rPr>
+              <w:t/>
+            </w:r>
+          </w:p>
+        </w:tc>
+        <w:tc>
+          <w:tcPr>
+            <w:tcW w:type="dxa" w:w="792"/>
+            <w:vAlign w:val="center"/>
+          </w:tcPr>
+          <w:p>
+            <w:pPr>
+              <w:spacing w:after="0" w:line="240" w:lineRule="auto"/>
+            </w:pPr>
+            <w:r>
+              <w:rPr>
+                <w:rFonts w:ascii="Calibri" w:hAnsi="Calibri"/>
+                <w:b w:val="0"/>
+                <w:sz w:val="15"/>
+              </w:rPr>
+              <w:t>120 minutes</w:t>
+            </w:r>
+          </w:p>
+        </w:tc>
+        <w:tc>
+          <w:tcPr>
+            <w:tcW w:type="dxa" w:w="936"/>
+            <w:vAlign w:val="center"/>
+          </w:tcPr>
+          <w:p>
+            <w:pPr>
+              <w:spacing w:after="0" w:line="240" w:lineRule="auto"/>
+            </w:pPr>
+            <w:r>
+              <w:rPr>
+                <w:rFonts w:ascii="Calibri" w:hAnsi="Calibri"/>
+                <w:b w:val="0"/>
+                <w:sz w:val="15"/>
+              </w:rPr>
+              <w:t/>
+            </w:r>
+          </w:p>
+        </w:tc>
+      </w:tr>
+      <w:tr>
+        <w:tc>
+          <w:tcPr>
+            <w:tcW w:type="dxa" w:w="1152"/>
+            <w:vAlign w:val="center"/>
+          </w:tcPr>
+          <w:p>
+            <w:pPr>
+              <w:spacing w:after="0" w:line="240" w:lineRule="auto"/>
+            </w:pPr>
+            <w:r>
+              <w:rPr>
+                <w:rFonts w:ascii="Calibri" w:hAnsi="Calibri"/>
+                <w:b w:val="0"/>
+                <w:sz w:val="15"/>
+              </w:rPr>
+              <w:t>W26</w:t>
+              <w:br/>
+              <w:t>2026-06-25</w:t>
               <w:br/>
               <w:t>08:00–10:00</w:t>
             </w:r>

--- a/artifacts/teaching-planner-sample.docx
+++ b/artifacts/teaching-planner-sample.docx
@@ -333,7 +333,7 @@
               <w:rPr>
                 <w:sz w:val="17"/>
               </w:rPr>
-              <w:t>SOW-2026-00001 | v1 | APPROVED</w:t>
+              <w:t>SOW-2026-00002 | v1 | APPROVED</w:t>
             </w:r>
           </w:p>
         </w:tc>
